--- a/applications/BlinkTroll_Mechanical_Engineering_Specialist_Odense/Arunabha_Majumder_BlinkTroll_CV.docx
+++ b/applications/BlinkTroll_Mechanical_Engineering_Specialist_Odense/Arunabha_Majumder_BlinkTroll_CV.docx
@@ -134,7 +134,7 @@
           <w:b w:val="0"/>
           <w:i w:val="0"/>
         </w:rPr>
-        <w:t>Mechanical engineer who takes hardware from a hand sketch to CAD, drawings, prototypes and testing with real users. I have spent the last 3 years designing and building a motor-assisted shoulder exoskeleton, working next to control, electronics and software people. I am finishing my PhD in Mechatronics and Robotics at Aalborg University (ends March) and I hold a Diploma in Fine Arts, so I sketch ideas fast and explain them clearly.</w:t>
+        <w:t>Mechanical engineer who takes hardware from a hand sketch to CAD, drawings, prototypes and testing with real users. I have spent the last 3 years designing and building a motor-assisted shoulder exoskeleton, working next to control, electronics and software people. I am finishing my PhD in Mechatronics and Robotics at Aalborg University (thesis expected March) and I hold a Diploma in Fine Arts, so I sketch ideas fast and explain them clearly.</w:t>
       </w:r>
     </w:p>
     <w:p>

--- a/applications/BlinkTroll_Mechanical_Engineering_Specialist_Odense/Arunabha_Majumder_BlinkTroll_CV.docx
+++ b/applications/BlinkTroll_Mechanical_Engineering_Specialist_Odense/Arunabha_Majumder_BlinkTroll_CV.docx
@@ -321,7 +321,7 @@
         <w:spacing w:after="40"/>
       </w:pPr>
       <w:r>
-        <w:t>Estimated tip force on a 5-bar parallel robot from its variable-stiffness actuators (within 10% RMS error vs a force sensor), so no extra sensor was needed; built an Arduino-based trigger to sync robot motion with Qualisys cameras for arm impedance tests (6 participants).</w:t>
+        <w:t>Estimated tip force on a 5-bar parallel robot from its variable-stiffness actuators (within 10% RMS error vs a force sensor), so no extra sensor was needed; implemented an Arduino-based trigger to sync robot motion with Qualisys cameras for arm impedance tests (6 participants).</w:t>
       </w:r>
     </w:p>
     <w:p>
